--- a/Boek 1 - Grondslagen, vraag en aanbod/1.1 Hoofdstuk Economisch denken en rekenen/1.1.1 Schaarste en economisch denken/1.1.1 Schaarste en economisch denken – nieuws met visual.docx
+++ b/Boek 1 - Grondslagen, vraag en aanbod/1.1 Hoofdstuk Economisch denken en rekenen/1.1.1 Schaarste en economisch denken/1.1.1 Schaarste en economisch denken – nieuws met visual.docx
@@ -27,7 +27,7 @@
           <wp:inline distT="0" distB="0" distL="0" distR="0">
             <wp:extent cx="4591050" cy="2295525"/>
             <wp:effectExtent t="0" r="0" b="0" l="0"/>
-            <wp:docPr id="1" name="" descr="" title=""/>
+            <wp:docPr id="1" name="1.1.1_news_woningtekort" descr="asset-alt:Staafdiagram met de vraag naar sociale huurwoningen versus het aanbod in Nederland: vraag is aanzienlijk hoger dan aanbod, zichtbaar tekort." title="1.1.1_news_woningtekort"/>
             <wp:cNvGraphicFramePr>
               <a:graphicFrameLocks xmlns:a="http://schemas.openxmlformats.org/drawingml/2006/main" noChangeAspect="1"/>
             </wp:cNvGraphicFramePr>

--- a/Boek 1 - Grondslagen, vraag en aanbod/1.1 Hoofdstuk Economisch denken en rekenen/1.1.1 Schaarste en economisch denken/1.1.1 Schaarste en economisch denken – nieuws met visual.docx
+++ b/Boek 1 - Grondslagen, vraag en aanbod/1.1 Hoofdstuk Economisch denken en rekenen/1.1.1 Schaarste en economisch denken/1.1.1 Schaarste en economisch denken – nieuws met visual.docx
@@ -70,11 +70,57 @@
       <w:r>
         <w:rPr>
           <w:rFonts w:ascii="Arial" w:cs="Arial" w:eastAsia="Arial" w:hAnsi="Arial"/>
-          <w:color w:val="2D3748"/>
-          <w:sz w:val="22"/>
-          <w:szCs w:val="22"/>
-        </w:rPr>
-        <w:t xml:space="preserve">In heel Nederland staan zo’n 400.000 mensen op de wachtlijst voor een sociale huurwoning, terwijl er jaarlijks maar rond de 80.000 van zulke woningen vrijkomen of nieuw worden opgeleverd. In de Randstad lopen de wachttijden op tot tien jaar of meer. De **vraag** naar betaalbare woningen is dus veel groter dan het **aanbod** — een schoolvoorbeeld van schaarste.</w:t>
+          <w:b w:val="false"/>
+          <w:bCs w:val="false"/>
+          <w:color w:val="2D3748"/>
+          <w:sz w:val="22"/>
+          <w:szCs w:val="22"/>
+        </w:rPr>
+        <w:t xml:space="preserve">In heel Nederland staan zo’n 400.000 mensen op de wachtlijst voor een sociale huurwoning, terwijl er jaarlijks maar rond de 80.000 van zulke woningen vrijkomen of nieuw worden opgeleverd. In de Randstad lopen de wachttijden op tot tien jaar of meer. De </w:t>
+      </w:r>
+      <w:r>
+        <w:rPr>
+          <w:rFonts w:ascii="Arial" w:cs="Arial" w:eastAsia="Arial" w:hAnsi="Arial"/>
+          <w:b/>
+          <w:bCs/>
+          <w:color w:val="2D3748"/>
+          <w:sz w:val="22"/>
+          <w:szCs w:val="22"/>
+        </w:rPr>
+        <w:t xml:space="preserve">vraag</w:t>
+      </w:r>
+      <w:r>
+        <w:rPr>
+          <w:rFonts w:ascii="Arial" w:cs="Arial" w:eastAsia="Arial" w:hAnsi="Arial"/>
+          <w:b w:val="false"/>
+          <w:bCs w:val="false"/>
+          <w:color w:val="2D3748"/>
+          <w:sz w:val="22"/>
+          <w:szCs w:val="22"/>
+        </w:rPr>
+        <w:t xml:space="preserve"> naar betaalbare woningen is dus veel groter dan het </w:t>
+      </w:r>
+      <w:r>
+        <w:rPr>
+          <w:rFonts w:ascii="Arial" w:cs="Arial" w:eastAsia="Arial" w:hAnsi="Arial"/>
+          <w:b/>
+          <w:bCs/>
+          <w:color w:val="2D3748"/>
+          <w:sz w:val="22"/>
+          <w:szCs w:val="22"/>
+        </w:rPr>
+        <w:t xml:space="preserve">aanbod</w:t>
+      </w:r>
+      <w:r>
+        <w:rPr>
+          <w:rFonts w:ascii="Arial" w:cs="Arial" w:eastAsia="Arial" w:hAnsi="Arial"/>
+          <w:b w:val="false"/>
+          <w:bCs w:val="false"/>
+          <w:color w:val="2D3748"/>
+          <w:sz w:val="22"/>
+          <w:szCs w:val="22"/>
+        </w:rPr>
+        <w:t xml:space="preserve"> — een schoolvoorbeeld van schaarste.</w:t>
       </w:r>
     </w:p>
     <w:p>
@@ -84,11 +130,35 @@
       <w:r>
         <w:rPr>
           <w:rFonts w:ascii="Arial" w:cs="Arial" w:eastAsia="Arial" w:hAnsi="Arial"/>
-          <w:color w:val="2D3748"/>
-          <w:sz w:val="22"/>
-          <w:szCs w:val="22"/>
-        </w:rPr>
-        <w:t xml:space="preserve">Omdat niet iedereen tegelijk een woning kan krijgen, moeten er keuzes worden gemaakt. Gemeenten geven voorrang aan bepaalde groepen (statushouders, mantelzorgers, mensen met medische urgentie) en de overheid moet kiezen waar zij haar geld aan besteedt: meer nieuwbouw, hogere huurtoeslag, of andere maatschappelijke uitgaven zoals onderwijs. Elke euro die naar wonen gaat, kan niet meer naar iets anders — dat zijn de **alternatieve kosten** van het beleid.</w:t>
+          <w:b w:val="false"/>
+          <w:bCs w:val="false"/>
+          <w:color w:val="2D3748"/>
+          <w:sz w:val="22"/>
+          <w:szCs w:val="22"/>
+        </w:rPr>
+        <w:t xml:space="preserve">Omdat niet iedereen tegelijk een woning kan krijgen, moeten er keuzes worden gemaakt. Gemeenten geven voorrang aan bepaalde groepen (statushouders, mantelzorgers, mensen met medische urgentie) en de overheid moet kiezen waar zij haar geld aan besteedt: meer nieuwbouw, hogere huurtoeslag, of andere maatschappelijke uitgaven zoals onderwijs. Elke euro die naar wonen gaat, kan niet meer naar iets anders — dat zijn de </w:t>
+      </w:r>
+      <w:r>
+        <w:rPr>
+          <w:rFonts w:ascii="Arial" w:cs="Arial" w:eastAsia="Arial" w:hAnsi="Arial"/>
+          <w:b/>
+          <w:bCs/>
+          <w:color w:val="2D3748"/>
+          <w:sz w:val="22"/>
+          <w:szCs w:val="22"/>
+        </w:rPr>
+        <w:t xml:space="preserve">alternatieve kosten</w:t>
+      </w:r>
+      <w:r>
+        <w:rPr>
+          <w:rFonts w:ascii="Arial" w:cs="Arial" w:eastAsia="Arial" w:hAnsi="Arial"/>
+          <w:b w:val="false"/>
+          <w:bCs w:val="false"/>
+          <w:color w:val="2D3748"/>
+          <w:sz w:val="22"/>
+          <w:szCs w:val="22"/>
+        </w:rPr>
+        <w:t xml:space="preserve"> van het beleid.</w:t>
       </w:r>
     </w:p>
     <w:p>
@@ -98,6 +168,8 @@
       <w:r>
         <w:rPr>
           <w:rFonts w:ascii="Arial" w:cs="Arial" w:eastAsia="Arial" w:hAnsi="Arial"/>
+          <w:b w:val="false"/>
+          <w:bCs w:val="false"/>
           <w:color w:val="2D3748"/>
           <w:sz w:val="22"/>
           <w:szCs w:val="22"/>
@@ -118,7 +190,7 @@
           <w:sz w:val="18"/>
           <w:szCs w:val="18"/>
         </w:rPr>
-        <w:t xml:space="preserve">Bron: NOS, 2024 — https://nos.nl/collectie/13871-wonen-crisis</w:t>
+        <w:t xml:space="preserve">Bron: NOS, 2024 — https://nos.nl/collectie/13877-wooncrisis</w:t>
       </w:r>
     </w:p>
     <w:p>
@@ -215,6 +287,8 @@
       <w:r>
         <w:rPr>
           <w:rFonts w:ascii="Arial" w:cs="Arial" w:eastAsia="Arial" w:hAnsi="Arial"/>
+          <w:b w:val="false"/>
+          <w:bCs w:val="false"/>
           <w:color w:val="2D3748"/>
           <w:sz w:val="22"/>
           <w:szCs w:val="22"/>
@@ -240,6 +314,8 @@
       <w:r>
         <w:rPr>
           <w:rFonts w:ascii="Arial" w:cs="Arial" w:eastAsia="Arial" w:hAnsi="Arial"/>
+          <w:b w:val="false"/>
+          <w:bCs w:val="false"/>
           <w:color w:val="2D3748"/>
           <w:sz w:val="22"/>
           <w:szCs w:val="22"/>
@@ -265,6 +341,8 @@
       <w:r>
         <w:rPr>
           <w:rFonts w:ascii="Arial" w:cs="Arial" w:eastAsia="Arial" w:hAnsi="Arial"/>
+          <w:b w:val="false"/>
+          <w:bCs w:val="false"/>
           <w:color w:val="2D3748"/>
           <w:sz w:val="22"/>
           <w:szCs w:val="22"/>
@@ -290,6 +368,8 @@
       <w:r>
         <w:rPr>
           <w:rFonts w:ascii="Arial" w:cs="Arial" w:eastAsia="Arial" w:hAnsi="Arial"/>
+          <w:b w:val="false"/>
+          <w:bCs w:val="false"/>
           <w:color w:val="2D3748"/>
           <w:sz w:val="22"/>
           <w:szCs w:val="22"/>
@@ -315,6 +395,8 @@
       <w:r>
         <w:rPr>
           <w:rFonts w:ascii="Arial" w:cs="Arial" w:eastAsia="Arial" w:hAnsi="Arial"/>
+          <w:b w:val="false"/>
+          <w:bCs w:val="false"/>
           <w:color w:val="2D3748"/>
           <w:sz w:val="22"/>
           <w:szCs w:val="22"/>
@@ -416,6 +498,8 @@
       <w:r>
         <w:rPr>
           <w:rFonts w:ascii="Arial" w:cs="Arial" w:eastAsia="Arial" w:hAnsi="Arial"/>
+          <w:b w:val="false"/>
+          <w:bCs w:val="false"/>
           <w:color w:val="2D3748"/>
           <w:sz w:val="22"/>
           <w:szCs w:val="22"/>
@@ -441,6 +525,8 @@
       <w:r>
         <w:rPr>
           <w:rFonts w:ascii="Arial" w:cs="Arial" w:eastAsia="Arial" w:hAnsi="Arial"/>
+          <w:b w:val="false"/>
+          <w:bCs w:val="false"/>
           <w:color w:val="2D3748"/>
           <w:sz w:val="22"/>
           <w:szCs w:val="22"/>
@@ -466,11 +552,57 @@
       <w:r>
         <w:rPr>
           <w:rFonts w:ascii="Arial" w:cs="Arial" w:eastAsia="Arial" w:hAnsi="Arial"/>
-          <w:color w:val="2D3748"/>
-          <w:sz w:val="22"/>
-          <w:szCs w:val="22"/>
-        </w:rPr>
-        <w:t xml:space="preserve">Twee alternatieven (voorbeelden): (1) Extra geld in **nieuwbouw** van sociale huurwoningen — alternatieve kosten: dat geld kan niet meer naar bijvoorbeeld het onderwijs of de zorg, of naar hogere huurtoeslag voor huurders die nu al een woning hebben. (2) Extra geld in **huurtoeslag** verhogen — alternatieve kosten: er komt geen extra woning bij (het aanbod blijft gelijk), dus het geld had ook aan nieuwbouw besteed kunnen worden om de schaarste zelf te verkleinen. Andere correcte paren (bv. nieuwbouw vs. sociale huur optrekken, bouw in buitengebied vs. in binnenstad) zijn ook goed, mits het niet-gekozen alternatief expliciet als alternatieve kost wordt benoemd.</w:t>
+          <w:b w:val="false"/>
+          <w:bCs w:val="false"/>
+          <w:color w:val="2D3748"/>
+          <w:sz w:val="22"/>
+          <w:szCs w:val="22"/>
+        </w:rPr>
+        <w:t xml:space="preserve">Twee alternatieven (voorbeelden): (1) Extra geld in </w:t>
+      </w:r>
+      <w:r>
+        <w:rPr>
+          <w:rFonts w:ascii="Arial" w:cs="Arial" w:eastAsia="Arial" w:hAnsi="Arial"/>
+          <w:b/>
+          <w:bCs/>
+          <w:color w:val="2D3748"/>
+          <w:sz w:val="22"/>
+          <w:szCs w:val="22"/>
+        </w:rPr>
+        <w:t xml:space="preserve">nieuwbouw</w:t>
+      </w:r>
+      <w:r>
+        <w:rPr>
+          <w:rFonts w:ascii="Arial" w:cs="Arial" w:eastAsia="Arial" w:hAnsi="Arial"/>
+          <w:b w:val="false"/>
+          <w:bCs w:val="false"/>
+          <w:color w:val="2D3748"/>
+          <w:sz w:val="22"/>
+          <w:szCs w:val="22"/>
+        </w:rPr>
+        <w:t xml:space="preserve"> van sociale huurwoningen — alternatieve kosten: dat geld kan niet meer naar bijvoorbeeld het onderwijs of de zorg, of naar hogere huurtoeslag voor huurders die nu al een woning hebben. (2) Extra geld in </w:t>
+      </w:r>
+      <w:r>
+        <w:rPr>
+          <w:rFonts w:ascii="Arial" w:cs="Arial" w:eastAsia="Arial" w:hAnsi="Arial"/>
+          <w:b/>
+          <w:bCs/>
+          <w:color w:val="2D3748"/>
+          <w:sz w:val="22"/>
+          <w:szCs w:val="22"/>
+        </w:rPr>
+        <w:t xml:space="preserve">huurtoeslag</w:t>
+      </w:r>
+      <w:r>
+        <w:rPr>
+          <w:rFonts w:ascii="Arial" w:cs="Arial" w:eastAsia="Arial" w:hAnsi="Arial"/>
+          <w:b w:val="false"/>
+          <w:bCs w:val="false"/>
+          <w:color w:val="2D3748"/>
+          <w:sz w:val="22"/>
+          <w:szCs w:val="22"/>
+        </w:rPr>
+        <w:t xml:space="preserve"> verhogen — alternatieve kosten: er komt geen extra woning bij (het aanbod blijft gelijk), dus het geld had ook aan nieuwbouw besteed kunnen worden om de schaarste zelf te verkleinen. Andere correcte paren (bv. nieuwbouw vs. sociale huur optrekken, bouw in buitengebied vs. in binnenstad) zijn ook goed, mits het niet-gekozen alternatief expliciet als alternatieve kost wordt benoemd.</w:t>
       </w:r>
     </w:p>
     <w:p>
@@ -491,11 +623,35 @@
       <w:r>
         <w:rPr>
           <w:rFonts w:ascii="Arial" w:cs="Arial" w:eastAsia="Arial" w:hAnsi="Arial"/>
-          <w:color w:val="2D3748"/>
-          <w:sz w:val="22"/>
-          <w:szCs w:val="22"/>
-        </w:rPr>
-        <w:t xml:space="preserve">De alternatieve kosten van blijven wachten zijn de opbrengst van het beste niet-gekozen alternatief — in dit geval: het comfort en de zelfstandigheid van particulier huren (of thuis blijven wonen). Concreet: de jaren woonplezier, zelfstandigheid en locatievoordelen die de woningzoekende **nu opgeeft** door te blijven wachten. Let op: de alternatieve kosten zijn niet de prijs van de sociale woning en ook niet het verschil in huur — het is de waarde van het beste alternatief dat je laat schieten.</w:t>
+          <w:b w:val="false"/>
+          <w:bCs w:val="false"/>
+          <w:color w:val="2D3748"/>
+          <w:sz w:val="22"/>
+          <w:szCs w:val="22"/>
+        </w:rPr>
+        <w:t xml:space="preserve">De alternatieve kosten van blijven wachten zijn de opbrengst van het beste niet-gekozen alternatief — in dit geval: het comfort en de zelfstandigheid van particulier huren (of thuis blijven wonen). Concreet: de jaren woonplezier, zelfstandigheid en locatievoordelen die de woningzoekende </w:t>
+      </w:r>
+      <w:r>
+        <w:rPr>
+          <w:rFonts w:ascii="Arial" w:cs="Arial" w:eastAsia="Arial" w:hAnsi="Arial"/>
+          <w:b/>
+          <w:bCs/>
+          <w:color w:val="2D3748"/>
+          <w:sz w:val="22"/>
+          <w:szCs w:val="22"/>
+        </w:rPr>
+        <w:t xml:space="preserve">nu opgeeft</w:t>
+      </w:r>
+      <w:r>
+        <w:rPr>
+          <w:rFonts w:ascii="Arial" w:cs="Arial" w:eastAsia="Arial" w:hAnsi="Arial"/>
+          <w:b w:val="false"/>
+          <w:bCs w:val="false"/>
+          <w:color w:val="2D3748"/>
+          <w:sz w:val="22"/>
+          <w:szCs w:val="22"/>
+        </w:rPr>
+        <w:t xml:space="preserve"> door te blijven wachten. Let op: de alternatieve kosten zijn niet de prijs van de sociale woning en ook niet het verschil in huur — het is de waarde van het beste alternatief dat je laat schieten.</w:t>
       </w:r>
     </w:p>
     <w:p>
@@ -516,11 +672,35 @@
       <w:r>
         <w:rPr>
           <w:rFonts w:ascii="Arial" w:cs="Arial" w:eastAsia="Arial" w:hAnsi="Arial"/>
-          <w:color w:val="2D3748"/>
-          <w:sz w:val="22"/>
-          <w:szCs w:val="22"/>
-        </w:rPr>
-        <w:t xml:space="preserve">Voorbeeldantwoord (open): “Ik kies voor extra **nieuwbouw** van sociale huurwoningen. De kern van het probleem is schaarste: er zijn veel meer woningzoekenden dan woningen. Huurtoeslag verhogen maakt bestaande woningen voor meer mensen betaalbaar, maar voegt geen enkele woning toe — de schaarste blijft dus even groot. De alternatieve kosten van nieuwbouw zijn hoog (geld dat niet naar onderwijs of zorg kan), maar alleen door het aanbod te vergroten wordt het fundamentele schaarsteprobleem kleiner.” Een andere onderbouwde keuze (bv. huurtoeslag of voorrangsregels) is ook goed, zolang “schaarste” en “alternatieve kosten” expliciet gebruikt worden.</w:t>
+          <w:b w:val="false"/>
+          <w:bCs w:val="false"/>
+          <w:color w:val="2D3748"/>
+          <w:sz w:val="22"/>
+          <w:szCs w:val="22"/>
+        </w:rPr>
+        <w:t xml:space="preserve">Voorbeeldantwoord (open): “Ik kies voor extra </w:t>
+      </w:r>
+      <w:r>
+        <w:rPr>
+          <w:rFonts w:ascii="Arial" w:cs="Arial" w:eastAsia="Arial" w:hAnsi="Arial"/>
+          <w:b/>
+          <w:bCs/>
+          <w:color w:val="2D3748"/>
+          <w:sz w:val="22"/>
+          <w:szCs w:val="22"/>
+        </w:rPr>
+        <w:t xml:space="preserve">nieuwbouw</w:t>
+      </w:r>
+      <w:r>
+        <w:rPr>
+          <w:rFonts w:ascii="Arial" w:cs="Arial" w:eastAsia="Arial" w:hAnsi="Arial"/>
+          <w:b w:val="false"/>
+          <w:bCs w:val="false"/>
+          <w:color w:val="2D3748"/>
+          <w:sz w:val="22"/>
+          <w:szCs w:val="22"/>
+        </w:rPr>
+        <w:t xml:space="preserve"> van sociale huurwoningen. De kern van het probleem is schaarste: er zijn veel meer woningzoekenden dan woningen. Huurtoeslag verhogen maakt bestaande woningen voor meer mensen betaalbaar, maar voegt geen enkele woning toe — de schaarste blijft dus even groot. De alternatieve kosten van nieuwbouw zijn hoog (geld dat niet naar onderwijs of zorg kan), maar alleen door het aanbod te vergroten wordt het fundamentele schaarsteprobleem kleiner.” Een andere onderbouwde keuze (bv. huurtoeslag of voorrangsregels) is ook goed, zolang “schaarste” en “alternatieve kosten” expliciet gebruikt worden.</w:t>
       </w:r>
     </w:p>
     <w:sectPr>
